--- a/제안서/팀원검토용/6조_학교_증명서_제안서_팀원검토용.docx
+++ b/제안서/팀원검토용/6조_학교_증명서_제안서_팀원검토용.docx
@@ -34,7 +34,7 @@
           <w:color w:val="596775"/>
           <w:sz w:val="18"/>
         </w:rPr>
-        <w:t xml:space="preserve">01   </w:t>
+        <w:t xml:space="preserve">1.1   </w:t>
       </w:r>
       <w:r>
         <w:t>연구 배경 및 목적</w:t>
@@ -43,7 +43,7 @@
     <w:p>
       <w:pPr/>
       <w:r>
-        <w:t>본 연구는 취업 과정의 졸업증명을 대상으로, 대학의 학력 판단을 전제로 발급 권한·문서 무결성·상태를 공동 검증하는 체계를 제안한다. 양도 불가능한 NFT를 결합한 설계와 추가 효용을 검토하며 재학·성적증명서는 확장 대상으로 설정한다.</w:t>
+        <w:t>본 연구는 취업 시 졸업증명의 발급 권한·문서 무결성·유효 상태를 공동 검증하는 체계를 제안한다. 블록체인과 VC를 결합하는 구성 및 여기에 SBT를 추가하는 구성을 검토하며, 재학·성적증명서는 확장 대상으로 둔다.</w:t>
       </w:r>
     </w:p>
     <w:p>
@@ -55,7 +55,7 @@
           <w:color w:val="596775"/>
           <w:sz w:val="18"/>
         </w:rPr>
-        <w:t xml:space="preserve">02   </w:t>
+        <w:t xml:space="preserve">1.2   </w:t>
       </w:r>
       <w:r>
         <w:t>기존 시스템 분석</w:t>
@@ -70,7 +70,7 @@
     <w:p>
       <w:pPr/>
       <w:r>
-        <w:t>미국 매사추세츠공과대학교(Massachusetts Institute of Technology, MIT)는 Blockcerts 기반 디지털 학위증을 제공한다.[3] 싱가포르 OpenCerts v2는 발급·무효화 정보를 원장에 기록하지만, v3의 검증 가능한 자격증명(Verifiable Credentials, VC) 전환 경로는 직접 서명과 원장 밖의 상태목록을 사용한다.[4] 전자화·변조 탐지는 이미 가능하므로, 본 연구는 기관별 발급 권한과 상태 변경 이력을 장기간 함께 검증하는 조건에 주목한다. 이는 모든 기존 시스템에 동일한 결함이 있다는 주장이 아니다.</w:t>
+        <w:t>미국 매사추세츠공과대학교(Massachusetts Institute of Technology, MIT)는 Blockcerts 기반 디지털 학위증을 제공한다.[3] 싱가포르 OpenCerts v2는 발급·무효화를 원장에 기록하지만, v3의 검증 가능한 자격증명(Verifiable Credentials, VC) 전환 경로는 직접 서명과 원장 밖의 상태목록을 사용한다.[4] 기존에도 전자화·변조 탐지는 가능하다. 본 연구는 이를 전제로 기관별 발급 권한과 상태 변경 이력의 장기 공동 검증에 주목한다.</w:t>
       </w:r>
     </w:p>
     <w:p>
@@ -82,10 +82,10 @@
           <w:color w:val="596775"/>
           <w:sz w:val="18"/>
         </w:rPr>
-        <w:t xml:space="preserve">03   </w:t>
+        <w:t xml:space="preserve">1.3   </w:t>
       </w:r>
       <w:r>
-        <w:t>블록체인과 양도 불가능한 NFT의 역할</w:t>
+        <w:t>블록체인 도입의 타당성과 증명 구성 방식</w:t>
       </w:r>
     </w:p>
     <w:p>
@@ -97,25 +97,357 @@
     <w:p>
       <w:pPr/>
       <w:r>
-        <w:t>학교 증명서는 서명이 유효하더라도 정정으로 대체되거나 무효화되었을 수 있다. 따라서 원본의 무결성과 최신 상태를 구분하여 확인해야 한다. 본 제안은 여러 대학·검증기관이 단일 운영자의 응답만을 기준으로 삼지 않고 발급·상태 이력과 변경 주체를 공동 검증하도록 블록체인을 채택한다. 원본·키 이력·원장 상태와 검증 도구가 보존되면 개별 대학의 실시간 확인에 대한 의존을 완화할 수 있다.</w:t>
+        <w:t>학교 증명서는 유효한 서명이 있어도 정정·무효화되었을 수 있으므로 무결성과 최신 상태를 구분해야 한다. 본 제안은 여러 대학·검증기관이 단일 운영자의 응답에만 의존하지 않고 발급·상태 이력과 변경 주체를 공동 검증하도록 블록체인을 채택한다. 다만 대학의 실시간 응답 의존을 줄이려면 원본·키 이력·원장 상태·검증 도구가 보존되어야 한다.</w:t>
       </w:r>
     </w:p>
     <w:p>
       <w:pPr/>
       <w:r>
-        <w:t>탈중앙화는 원장 복제와 검증 실행을 분산하여 단일 서비스 의존을 완화한다. 불변성은 발급 기록을 덮어쓰지 않고 정정·무효화를 후속 사건으로 추가하여 변경 책임을 추적하는 성질이다. 투명성은 개인정보의 공개가 아니라 발급 권한과 상태 이력의 감사 가능성이다. 대학의 학력 판단과 발급기관 인가는 여전히 기관을 신뢰해야 하며, 코드가 허위 학사정보까지 판별하지는 못한다.</w:t>
+        <w:t>탈중앙화는 원장 복제와 검증 실행의 분산에, 불변성은 기존 기록을 덮어쓰지 않고 정정·무효화를 후속 사건으로 추가하는 이력 관리에 적용된다. 투명성은 개인정보 공개가 아니라 발급 권한·상태 이력의 감사 가능성이다. 학력 판단과 발급기관 인가는 여전히 기관을 신뢰하며, 코드가 허위 학사정보를 판별하지는 못한다.</w:t>
       </w:r>
     </w:p>
     <w:p>
       <w:pPr/>
       <w:r>
-        <w:t>대체 불가능한 토큰(Non-Fungible Token, NFT)의 이전을 제한하는 소울바운드 토큰(Soulbound Token, SBT)은 증명과 수령 계정을 연결한다.[6] 토큰 이전은 제한하지만 개인키 공유·신원 도용은 막지 못한다. 핵심 진위 검증은 토큰 없이도 가능하므로, 본 연구는 SBT의 계정 연결·이전 제한이 추가 관리 부담을 정당화하는지를 검토한다.</w:t>
+        <w:t>VC는 서명 등으로 발급 주체와 무결성을 확인하는 디지털 증명정보이며, 월드 와이드 웹 컨소시엄(World Wide Web Consortium, W3C)이 데이터 모델을 표준화한다.[5] 소울바운드 토큰(Soulbound Token, SBT)은 대체 불가능한 토큰(Non-Fungible Token, NFT)의 계정 간 이전을 제한한다.[6] 두 기술은 대체 관계가 아니다. 본 연구는 동일한 블록체인 원장을 기반으로 다음 두 구성을 검토한다.</w:t>
+      </w:r>
+    </w:p>
+    <w:tbl>
+      <w:tblPr>
+        <w:tblW w:type="auto" w:w="0"/>
+        <w:tblLayout w:type="fixed"/>
+        <w:tblLook w:firstColumn="1" w:firstRow="1" w:lastColumn="0" w:lastRow="0" w:noHBand="0" w:noVBand="1" w:val="04A0"/>
+      </w:tblPr>
+      <w:tblGrid>
+        <w:gridCol w:w="1361"/>
+        <w:gridCol w:w="4252"/>
+        <w:gridCol w:w="4252"/>
+      </w:tblGrid>
+      <w:tr>
+        <w:trPr>
+          <w:cantSplit/>
+        </w:trPr>
+        <w:tc>
+          <w:tcPr>
+            <w:tcW w:type="dxa" w:w="1361"/>
+            <w:vAlign w:val="center"/>
+            <w:tcBorders>
+              <w:top w:val="single" w:sz="4" w:color="D9D9D9"/>
+              <w:left w:val="single" w:sz="4" w:color="D9D9D9"/>
+              <w:bottom w:val="single" w:sz="4" w:color="D9D9D9"/>
+              <w:right w:val="single" w:sz="4" w:color="D9D9D9"/>
+            </w:tcBorders>
+            <w:tcMar>
+              <w:top w:w="75" w:type="dxa"/>
+              <w:left w:w="75" w:type="dxa"/>
+              <w:bottom w:w="75" w:type="dxa"/>
+              <w:right w:w="75" w:type="dxa"/>
+            </w:tcMar>
+            <w:shd w:fill="20384D"/>
+          </w:tcPr>
+          <w:p>
+            <w:pPr>
+              <w:spacing w:after="40" w:line="264" w:lineRule="auto"/>
+              <w:jc w:val="center"/>
+            </w:pPr>
+            <w:r>
+              <w:rPr>
+                <w:b/>
+                <w:color w:val="FFFFFF"/>
+                <w:sz w:val="18"/>
+              </w:rPr>
+              <w:t>비교 항목</w:t>
+            </w:r>
+          </w:p>
+        </w:tc>
+        <w:tc>
+          <w:tcPr>
+            <w:tcW w:type="dxa" w:w="4252"/>
+            <w:vAlign w:val="center"/>
+            <w:tcBorders>
+              <w:top w:val="single" w:sz="4" w:color="D9D9D9"/>
+              <w:left w:val="single" w:sz="4" w:color="D9D9D9"/>
+              <w:bottom w:val="single" w:sz="4" w:color="D9D9D9"/>
+              <w:right w:val="single" w:sz="4" w:color="D9D9D9"/>
+            </w:tcBorders>
+            <w:tcMar>
+              <w:top w:w="75" w:type="dxa"/>
+              <w:left w:w="75" w:type="dxa"/>
+              <w:bottom w:w="75" w:type="dxa"/>
+              <w:right w:w="75" w:type="dxa"/>
+            </w:tcMar>
+            <w:shd w:fill="20384D"/>
+          </w:tcPr>
+          <w:p>
+            <w:pPr>
+              <w:spacing w:after="40" w:line="264" w:lineRule="auto"/>
+            </w:pPr>
+            <w:r>
+              <w:rPr>
+                <w:b/>
+                <w:color w:val="FFFFFF"/>
+                <w:sz w:val="18"/>
+              </w:rPr>
+              <w:t>VC와 상태 원장</w:t>
+            </w:r>
+          </w:p>
+        </w:tc>
+        <w:tc>
+          <w:tcPr>
+            <w:tcW w:type="dxa" w:w="4252"/>
+            <w:vAlign w:val="center"/>
+            <w:tcBorders>
+              <w:top w:val="single" w:sz="4" w:color="D9D9D9"/>
+              <w:left w:val="single" w:sz="4" w:color="D9D9D9"/>
+              <w:bottom w:val="single" w:sz="4" w:color="D9D9D9"/>
+              <w:right w:val="single" w:sz="4" w:color="D9D9D9"/>
+            </w:tcBorders>
+            <w:tcMar>
+              <w:top w:w="75" w:type="dxa"/>
+              <w:left w:w="75" w:type="dxa"/>
+              <w:bottom w:w="75" w:type="dxa"/>
+              <w:right w:w="75" w:type="dxa"/>
+            </w:tcMar>
+            <w:shd w:fill="20384D"/>
+          </w:tcPr>
+          <w:p>
+            <w:pPr>
+              <w:spacing w:after="40" w:line="264" w:lineRule="auto"/>
+            </w:pPr>
+            <w:r>
+              <w:rPr>
+                <w:b/>
+                <w:color w:val="FFFFFF"/>
+                <w:sz w:val="18"/>
+              </w:rPr>
+              <w:t>VC와 상태 원장에 SBT 추가</w:t>
+            </w:r>
+          </w:p>
+        </w:tc>
+      </w:tr>
+      <w:tr>
+        <w:trPr>
+          <w:cantSplit/>
+        </w:trPr>
+        <w:tc>
+          <w:tcPr>
+            <w:tcW w:type="dxa" w:w="1361"/>
+            <w:vAlign w:val="center"/>
+            <w:tcBorders>
+              <w:top w:val="single" w:sz="4" w:color="D9D9D9"/>
+              <w:left w:val="single" w:sz="4" w:color="D9D9D9"/>
+              <w:bottom w:val="single" w:sz="4" w:color="D9D9D9"/>
+              <w:right w:val="single" w:sz="4" w:color="D9D9D9"/>
+            </w:tcBorders>
+            <w:tcMar>
+              <w:top w:w="75" w:type="dxa"/>
+              <w:left w:w="75" w:type="dxa"/>
+              <w:bottom w:w="75" w:type="dxa"/>
+              <w:right w:w="75" w:type="dxa"/>
+            </w:tcMar>
+            <w:shd w:fill="FFFFFF"/>
+          </w:tcPr>
+          <w:p>
+            <w:pPr>
+              <w:spacing w:after="40" w:line="264" w:lineRule="auto"/>
+              <w:jc w:val="center"/>
+            </w:pPr>
+            <w:r>
+              <w:rPr>
+                <w:b/>
+                <w:color w:val="18232D"/>
+                <w:sz w:val="18"/>
+              </w:rPr>
+              <w:t>구성</w:t>
+            </w:r>
+          </w:p>
+        </w:tc>
+        <w:tc>
+          <w:tcPr>
+            <w:tcW w:type="dxa" w:w="4252"/>
+            <w:vAlign w:val="center"/>
+            <w:tcBorders>
+              <w:top w:val="single" w:sz="4" w:color="D9D9D9"/>
+              <w:left w:val="single" w:sz="4" w:color="D9D9D9"/>
+              <w:bottom w:val="single" w:sz="4" w:color="D9D9D9"/>
+              <w:right w:val="single" w:sz="4" w:color="D9D9D9"/>
+            </w:tcBorders>
+            <w:tcMar>
+              <w:top w:w="75" w:type="dxa"/>
+              <w:left w:w="75" w:type="dxa"/>
+              <w:bottom w:w="75" w:type="dxa"/>
+              <w:right w:w="75" w:type="dxa"/>
+            </w:tcMar>
+            <w:shd w:fill="FFFFFF"/>
+          </w:tcPr>
+          <w:p>
+            <w:pPr>
+              <w:spacing w:after="40" w:line="264" w:lineRule="auto"/>
+            </w:pPr>
+            <w:r>
+              <w:rPr>
+                <w:b w:val="0"/>
+                <w:color w:val="18232D"/>
+                <w:sz w:val="18"/>
+              </w:rPr>
+              <w:t>서명된 증명정보와 발급·상태 이력을 연결</w:t>
+            </w:r>
+          </w:p>
+        </w:tc>
+        <w:tc>
+          <w:tcPr>
+            <w:tcW w:type="dxa" w:w="4252"/>
+            <w:vAlign w:val="center"/>
+            <w:tcBorders>
+              <w:top w:val="single" w:sz="4" w:color="D9D9D9"/>
+              <w:left w:val="single" w:sz="4" w:color="D9D9D9"/>
+              <w:bottom w:val="single" w:sz="4" w:color="D9D9D9"/>
+              <w:right w:val="single" w:sz="4" w:color="D9D9D9"/>
+            </w:tcBorders>
+            <w:tcMar>
+              <w:top w:w="75" w:type="dxa"/>
+              <w:left w:w="75" w:type="dxa"/>
+              <w:bottom w:w="75" w:type="dxa"/>
+              <w:right w:w="75" w:type="dxa"/>
+            </w:tcMar>
+            <w:shd w:fill="FFFFFF"/>
+          </w:tcPr>
+          <w:p>
+            <w:pPr>
+              <w:spacing w:after="40" w:line="264" w:lineRule="auto"/>
+            </w:pPr>
+            <w:r>
+              <w:rPr>
+                <w:b w:val="0"/>
+                <w:color w:val="18232D"/>
+                <w:sz w:val="18"/>
+              </w:rPr>
+              <w:t>공통 검증 구조에 수령 계정과 연결된 토큰 추가</w:t>
+            </w:r>
+          </w:p>
+        </w:tc>
+      </w:tr>
+      <w:tr>
+        <w:trPr>
+          <w:cantSplit/>
+        </w:trPr>
+        <w:tc>
+          <w:tcPr>
+            <w:tcW w:type="dxa" w:w="1361"/>
+            <w:vAlign w:val="center"/>
+            <w:tcBorders>
+              <w:top w:val="single" w:sz="4" w:color="D9D9D9"/>
+              <w:left w:val="single" w:sz="4" w:color="D9D9D9"/>
+              <w:bottom w:val="single" w:sz="4" w:color="D9D9D9"/>
+              <w:right w:val="single" w:sz="4" w:color="D9D9D9"/>
+            </w:tcBorders>
+            <w:tcMar>
+              <w:top w:w="75" w:type="dxa"/>
+              <w:left w:w="75" w:type="dxa"/>
+              <w:bottom w:w="75" w:type="dxa"/>
+              <w:right w:w="75" w:type="dxa"/>
+            </w:tcMar>
+            <w:shd w:fill="F2F5F8"/>
+          </w:tcPr>
+          <w:p>
+            <w:pPr>
+              <w:spacing w:after="40" w:line="264" w:lineRule="auto"/>
+              <w:jc w:val="center"/>
+            </w:pPr>
+            <w:r>
+              <w:rPr>
+                <w:b/>
+                <w:color w:val="18232D"/>
+                <w:sz w:val="18"/>
+              </w:rPr>
+              <w:t>검토 목적</w:t>
+            </w:r>
+          </w:p>
+        </w:tc>
+        <w:tc>
+          <w:tcPr>
+            <w:tcW w:type="dxa" w:w="4252"/>
+            <w:vAlign w:val="center"/>
+            <w:tcBorders>
+              <w:top w:val="single" w:sz="4" w:color="D9D9D9"/>
+              <w:left w:val="single" w:sz="4" w:color="D9D9D9"/>
+              <w:bottom w:val="single" w:sz="4" w:color="D9D9D9"/>
+              <w:right w:val="single" w:sz="4" w:color="D9D9D9"/>
+            </w:tcBorders>
+            <w:tcMar>
+              <w:top w:w="75" w:type="dxa"/>
+              <w:left w:w="75" w:type="dxa"/>
+              <w:bottom w:w="75" w:type="dxa"/>
+              <w:right w:w="75" w:type="dxa"/>
+            </w:tcMar>
+            <w:shd w:fill="F2F5F8"/>
+          </w:tcPr>
+          <w:p>
+            <w:pPr>
+              <w:spacing w:after="40" w:line="264" w:lineRule="auto"/>
+            </w:pPr>
+            <w:r>
+              <w:rPr>
+                <w:b w:val="0"/>
+                <w:color w:val="18232D"/>
+                <w:sz w:val="18"/>
+              </w:rPr>
+              <w:t>토큰 없이 권한·무결성·상태를 검증</w:t>
+            </w:r>
+          </w:p>
+        </w:tc>
+        <w:tc>
+          <w:tcPr>
+            <w:tcW w:type="dxa" w:w="4252"/>
+            <w:vAlign w:val="center"/>
+            <w:tcBorders>
+              <w:top w:val="single" w:sz="4" w:color="D9D9D9"/>
+              <w:left w:val="single" w:sz="4" w:color="D9D9D9"/>
+              <w:bottom w:val="single" w:sz="4" w:color="D9D9D9"/>
+              <w:right w:val="single" w:sz="4" w:color="D9D9D9"/>
+            </w:tcBorders>
+            <w:tcMar>
+              <w:top w:w="75" w:type="dxa"/>
+              <w:left w:w="75" w:type="dxa"/>
+              <w:bottom w:w="75" w:type="dxa"/>
+              <w:right w:w="75" w:type="dxa"/>
+            </w:tcMar>
+            <w:shd w:fill="F2F5F8"/>
+          </w:tcPr>
+          <w:p>
+            <w:pPr>
+              <w:spacing w:after="40" w:line="264" w:lineRule="auto"/>
+            </w:pPr>
+            <w:r>
+              <w:rPr>
+                <w:b w:val="0"/>
+                <w:color w:val="18232D"/>
+                <w:sz w:val="18"/>
+              </w:rPr>
+              <w:t>토큰 조회·이전 제한의 추가 효용 검토</w:t>
+            </w:r>
+          </w:p>
+        </w:tc>
+      </w:tr>
+    </w:tbl>
+    <w:p>
+      <w:pPr>
+        <w:spacing w:after="0" w:line="100" w:lineRule="exact"/>
+      </w:pPr>
+      <w:r>
+        <w:rPr>
+          <w:sz w:val="2"/>
+        </w:rPr>
       </w:r>
     </w:p>
     <w:p>
       <w:pPr/>
       <w:r>
-        <w:t>VC는 서명 등을 통해 발급 주체와 문서 무결성을 확인하는 디지털 증명정보이며, 월드 와이드 웹 컨소시엄(World Wide Web Consortium, W3C)이 데이터 모델을 표준화한다.[5] 본 설계에서 VC는 증명정보의 표현, 블록체인은 공동 이력 관리, SBT는 계정 연결과 토큰 이전 제한을 담당한다. 신뢰할 운영체의 서명·복제·보존 체계로 요구를 충족한다면 블록체인을 추가하지 않는 편이 더 단순하다.</w:t>
+        <w:rPr>
+          <w:color w:val="596775"/>
+          <w:sz w:val="17"/>
+        </w:rPr>
+        <w:t>VC는 블록체인 없이도 사용 가능하다. 두 구성 모두 키·원본·상태 관리가 필요하며, SBT 추가 시 개인키 공유 위험과 비용·복구 부담까지 고려하여 채택 여부를 판단한다.</w:t>
       </w:r>
     </w:p>
     <w:p>
@@ -128,7 +460,7 @@
           <w:color w:val="596775"/>
           <w:sz w:val="18"/>
         </w:rPr>
-        <w:t xml:space="preserve">04   </w:t>
+        <w:t xml:space="preserve">2.1   </w:t>
       </w:r>
       <w:r>
         <w:t>참여자와 신뢰 구조</w:t>
@@ -143,7 +475,7 @@
     <w:p>
       <w:pPr/>
       <w:r>
-        <w:t>등록·권한 중지·복구는 서로 다른 담당자의 복수 승인을 요구한다. 검증자는 사전에 신뢰한 등록부를 사용하며 문서에 기재된 임의 계약을 신뢰하지 않는다. 시스템 변경은 새 계약과 이전 이력을 공개하는 방식으로 수행한다. 공동 운영체의 인가·변경 권한과 외부 조회 서비스는 중앙화 요소로 남는다. 제안 구조는 VC·상태 원장에 SBT를 결합하며, ERC-5192에 기반하여 토큰의 잠금 상태를 유지하도록 설계한다.</w:t>
+        <w:t>기관 등록·승계·관리 권한 변경은 서로 다른 참여기관의 공동 승인을 요구하며 정족수는 운영 협약으로 정한다. 이는 대학 내부의 학사 승인 및 네트워크의 거래 합의와 구분된다. 검증자는 사전에 신뢰한 등록부를 사용하고 임의 계약을 신뢰하지 않는다. 계약 변경은 새 버전과 이전 이력을 공개한다. 등록부 인가권과 외부 조회 서비스는 중앙화 요소로 남는다. SBT 추가 구성에는 ERC-5192를 적용한다.</w:t>
       </w:r>
       <w:r>
         <w:t/>
@@ -161,7 +493,7 @@
           <w:color w:val="596775"/>
           <w:sz w:val="18"/>
         </w:rPr>
-        <w:t xml:space="preserve">05   </w:t>
+        <w:t xml:space="preserve">2.2   </w:t>
       </w:r>
       <w:r>
         <w:t>데이터 배치와 개인정보 보호</w:t>
@@ -170,7 +502,7 @@
     <w:p>
       <w:pPr/>
       <w:r>
-        <w:t>공개 원장에는 무작위 증명 식별자, 발급기관·키 버전, 원본 커밋먼트, 발급 사건, 유효·무효·대체 상태의 이력 및 SBT 수령 주소를 기록한다. 성명·학번·학위·성적·원본 파일·난수·복구 자료는 공개하지 않는다. 서명된 VC에는 증명 식별자와 PDF 해시를 포함한다. 원본·난수는 학생과 승인된 보존기관의 암호화 저장소에 보관한다. 지갑은 계정의 키와 토큰을 관리하는 도구이며, SBT가 원본 파일을 저장하는 것은 아니다.</w:t>
+        <w:t>두 구성 모두 공개 원장에 무작위 증명 식별자, 발급기관·키 버전, 커밋먼트, 발급 사건 및 유효·무효·대체 상태 이력을 기록한다. SBT 추가 구성은 수령 주소도 기록한다. 성명·학번·학위·성적·원본·난수·복구 자료는 공개하지 않는다. 서명된 VC에는 증명 식별자·학생 공개키·PDF 해시를 포함한다. 원본과 난수는 학생 및 보존기관의 암호화 저장소에 보관한다. 지갑은 키와 토큰을 관리하는 도구이며 SBT가 원본 저장소인 것은 아니다.</w:t>
       </w:r>
     </w:p>
     <w:p>
@@ -188,7 +520,7 @@
           <w:color w:val="596775"/>
           <w:sz w:val="18"/>
         </w:rPr>
-        <w:t xml:space="preserve">06   </w:t>
+        <w:t xml:space="preserve">2.3   </w:t>
       </w:r>
       <w:r>
         <w:t>발급과 제출 및 검증 절차</w:t>
@@ -197,13 +529,13 @@
     <w:p>
       <w:pPr/>
       <w:r>
-        <w:t>발급은 대학의 졸업 사실 확인, 학생의 수령 동의와 공개키 확인, VC 서명, 원장 기록과 SBT 발급, 검증 묶음 전달 순으로 수행한다. SBT와 VC는 동일한 증명 식별자로 연결한다. 학생은 서명된 VC·PDF·난수로 구성된 검증 묶음을 보관하고 제출처에 제공한다.</w:t>
+        <w:t>발급은 대학의 졸업 사실 확인, 학생의 수령 동의와 공개키 확인, VC 서명, 원장 기록 및 검증 묶음 전달 순으로 수행한다. SBT 추가 구성은 같은 증명 식별자로 토큰을 발급한다. 학생은 서명된 VC·PDF·난수를 보관하고 제출처에 제공한다.</w:t>
       </w:r>
     </w:p>
     <w:p>
       <w:pPr/>
       <w:r>
-        <w:t>검증기관은 발급 당시 권한, VC 서명, PDF 해시와 커밋먼트, 최신 상태 및 SBT의 증명 식별자·수령 주소를 확인한다. 검증기관·증명 식별자·만료시각을 결합한 일회성 요청에 대한 학생 서명으로 계정 통제를 확인하되 실제 지원자의 신원은 별도로 대조한다. 원장 조회 실패는 확인 불가로 표시하고 기준 블록과 시각을 제시한다. 이러한 기술적 확인과 제출기관의 증명서 인정은 구분된다.</w:t>
+        <w:t>검증기관은 발급 당시 권한, VC 서명, PDF 해시·커밋먼트 및 최신 상태를 확인한다. SBT 추가 구성은 신뢰한 계약의 토큰인지, 증명 식별자·수령 주소가 일치하는지, 잠금 상태가 유지되는지도 확인한다. 검증기관·증명 식별자·만료시각을 결합한 일회성 요청에 대한 학생 서명으로 계정 통제를 확인하고 실제 신원은 별도로 대조한다. 토큰 보유와 증명서 유효성은 구분하며 원장 조회 실패는 확인 불가로 표시한다.</w:t>
       </w:r>
     </w:p>
     <w:p>
@@ -215,7 +547,7 @@
           <w:color w:val="596775"/>
           <w:sz w:val="18"/>
         </w:rPr>
-        <w:t xml:space="preserve">07   </w:t>
+        <w:t xml:space="preserve">2.4   </w:t>
       </w:r>
       <w:r>
         <w:t>정정과 무효화 및 사고 대응</w:t>
@@ -224,7 +556,7 @@
     <w:p>
       <w:pPr/>
       <w:r>
-        <w:t>정정 시 새 VC와 SBT를 발급하고 이전 증명을 대체 상태로 전환한다. 무효화는 후속 상태 사건으로 기록하며 최초 발급 이력은 유지한다. 토큰 소각과 증명서 무효화, 증명서 무효화와 학위 취소는 각각 구분한다. 학생 키 분실은 본인 재확인·복수 승인·통지·이의기간 후 새 계정으로 재발급하며, 이전 토큰을 이전하는 대신 이전 증명을 대체 처리한다.</w:t>
+        <w:t>정정은 새 VC를 발급하고 이전 증명을 대체 처리한다. SBT 추가 구성은 새 토큰을 발급한다. 무효화는 후속 사건으로 남기며 최초 이력은 유지한다. 토큰 소각·증명서 무효화·학위 취소는 각각 구분한다. 학생 키 분실 시 본인 재확인·복수 승인·통지·이의기간 후 새 공개키로 재발급한다. SBT는 이전 토큰을 이전하는 대신 새 계정에 재발급한다.</w:t>
       </w:r>
     </w:p>
     <w:p>
@@ -243,7 +575,7 @@
           <w:color w:val="596775"/>
           <w:sz w:val="18"/>
         </w:rPr>
-        <w:t xml:space="preserve">08   </w:t>
+        <w:t xml:space="preserve">3.1   </w:t>
       </w:r>
       <w:r>
         <w:t>기존 방식과 본 제안의 장단점</w:t>
@@ -524,7 +856,7 @@
                 <w:color w:val="18232D"/>
                 <w:sz w:val="18"/>
               </w:rPr>
-              <w:t>VC·공동 상태 원장에 SBT와 복구·폐교 승계 절차 결합</w:t>
+              <w:t>공동 등록부·상태 원장을 바탕으로 VC 구성과 SBT 추가 구성 비교</w:t>
             </w:r>
           </w:p>
         </w:tc>
@@ -973,7 +1305,7 @@
           <w:color w:val="596775"/>
           <w:sz w:val="18"/>
         </w:rPr>
-        <w:t xml:space="preserve">09   </w:t>
+        <w:t xml:space="preserve">3.2   </w:t>
       </w:r>
       <w:r>
         <w:t>사고 조건과 대응 후 잔여 위험</w:t>
@@ -1000,7 +1332,7 @@
           <w:color w:val="596775"/>
           <w:sz w:val="18"/>
         </w:rPr>
-        <w:t xml:space="preserve">10   </w:t>
+        <w:t xml:space="preserve">3.3   </w:t>
       </w:r>
       <w:r>
         <w:t>연구 범위 및 후속 과제</w:t>
@@ -1009,7 +1341,7 @@
     <w:p>
       <w:pPr/>
       <w:r>
-        <w:t>본 연구는 개념적 설계이며 실제 학사 연계·공적 본인확인·법적 승계·운영망 구축은 범위에서 제외한다. 후속 연구에서는 ① 서명 VC와 상태목록 ② VC와 토큰 없는 원장 ③ VC·원장·SBT를 같은 조건으로 비교하여 비용·사용 부담·복구 책임 및 계정 연결의 효용을 검토해야 한다. SBT의 추가 편익이 확인되지 않으면 비토큰 구성이 더 적절할 수 있다. 재학증명의 유효기간과 성적증명의 정정·최소 공개 역시 후속 과제이다.</w:t>
+        <w:t>본 연구는 개념적 설계이며 실제 학사 연계·공적 본인확인·법적 승계·운영망 구축은 범위에서 제외한다. 후속 연구는 블록체인 기반의 두 구성을 동일 조건에서 비교한다. VC만으로도 공개키 연결이 가능하므로, SBT의 추가 효용은 표준 토큰 인터페이스를 통한 계정별 조회와 이전 제한의 명시성이 비용·복구·정보 연결 부담을 정당화하는지를 기준으로 판단한다. 성능과 비용 절감은 미실증이며 재학·성적증명서 확장은 후속 과제이다.</w:t>
       </w:r>
     </w:p>
     <w:p>

--- a/제안서/팀원검토용/6조_학교_증명서_제안서_팀원검토용.docx
+++ b/제안서/팀원검토용/6조_학교_증명서_제안서_팀원검토용.docx
@@ -58,19 +58,19 @@
         <w:t xml:space="preserve">1.2   </w:t>
       </w:r>
       <w:r>
-        <w:t>기존 시스템 분석</w:t>
+        <w:t>기존 체계의 성과 및 연구 과제</w:t>
       </w:r>
     </w:p>
     <w:p>
       <w:pPr/>
       <w:r>
-        <w:t>써트피아는 전자서명·QR 원본대조를, 한국사학진흥재단은 폐교대학 기록의 이관·보존 및 통합증명발급을 제공한다.[1][2] 미국 학적 검증기관 National Student Clearinghouse(NSC)는 학교가 처리한 전자 성적표를 전달한다.[8] 유럽 디지털 학습 자격증명(European Digital Credentials for Learning, EDC)은 전자직인으로 변조를 탐지하고 증명의 보관·공유를 지원한다.[9]</w:t>
+        <w:t>기존 학교 증명서 발급 시스템은 온라인 발급, 전자서명, QR 원본대조 등의 방법으로 진행된다. 써트피아는 전자서명과 QR을 이용하여 원본을 확인한다.[1] 폐교대학의 경우 보존된 학적 기록을 바탕으로 증명서가 발급되며, 한국사학진흥재단이 기록 이관·보존과 통합증명발급을 담당한다.[2] 정부24의 「대학 제증명 일괄 신청」은 졸업·성적증명 등 필요한 서류를 온라인으로 신청한 뒤 가까운 행정기관 등에 방문하여 수령하는 서비스이다.[12]</w:t>
       </w:r>
     </w:p>
     <w:p>
       <w:pPr/>
       <w:r>
-        <w:t>미국 매사추세츠공과대학교(Massachusetts Institute of Technology, MIT)는 Blockcerts 기반 디지털 학위증을 제공한다.[3] 싱가포르 OpenCerts v2는 발급·무효화를 원장에 기록하지만, v3의 검증 가능한 자격증명(Verifiable Credentials, VC) 전환 경로는 직접 서명과 원장 밖의 상태목록을 사용한다.[4] 기존에도 전자화·변조 탐지는 가능하다. 본 연구는 이를 전제로 기관별 발급 권한과 상태 변경 이력의 장기 공동 검증에 주목한다.</w:t>
+        <w:t>미국 매사추세츠공과대학교(Massachusetts Institute of Technology, MIT)는 Blockcerts 기반 디지털 학위증을 제공한다.[3] 싱가포르 OpenCerts v2는 발급·무효화를 원장에 기록하지만, v3의 검증 가능한 자격증명(Verifiable Credentials, VC) 전환 경로는 직접 서명과 원장 밖의 상태목록을 사용한다.[4] 본 연구는 기존의 전자화·변조 탐지 기능을 바탕으로, 기관별 발급 권한과 상태 변경 이력을 장기간 공동 검증하는 방안을 검토한다.</w:t>
       </w:r>
     </w:p>
     <w:p>
@@ -109,7 +109,7 @@
     <w:p>
       <w:pPr/>
       <w:r>
-        <w:t>VC는 서명 등으로 발급 주체와 무결성을 확인하는 디지털 증명정보이며, 월드 와이드 웹 컨소시엄(World Wide Web Consortium, W3C)이 데이터 모델을 표준화한다.[5] 소울바운드 토큰(Soulbound Token, SBT)은 대체 불가능한 토큰(Non-Fungible Token, NFT)의 계정 간 이전을 제한한다.[6] 두 기술은 대체 관계가 아니다. 본 연구는 동일한 블록체인 원장을 기반으로 다음 두 구성을 검토한다.</w:t>
+        <w:t>VC는 발급 주체와 무결성을 확인할 수 있는 디지털 증명정보이며, 월드 와이드 웹 컨소시엄(World Wide Web Consortium, W3C)이 데이터 모델을 표준화한다.[5] 소울바운드 토큰(Soulbound Token, SBT)은 대체 불가능한 토큰(Non-Fungible Token, NFT)의 계정 간 이전을 제한한다.[6] 본 제안에서 SBT는 진위를 새롭게 보장하는 기술이 아니라, 발급된 증명과 보유자 계정 간 연결을 강화하고 증명의 양도를 제한하는 추가 관리 수단으로 활용한다. 여기서 양도 제한은 토큰 이전의 제한이며, 문서 복사나 개인키 공유를 막는 것은 아니다. 다음 두 구성을 함께 검토한다.</w:t>
       </w:r>
     </w:p>
     <w:tbl>
@@ -990,7 +990,7 @@
                 <w:color w:val="18232D"/>
                 <w:sz w:val="18"/>
               </w:rPr>
-              <w:t>권한·무결성·상태의 공통 검증. 계정 연결·이전 제한과 변경 책임 추적</w:t>
+              <w:t>권한·무결성·상태의 공통 검증과 변경 책임 추적. SBT 추가 시 계정 연결·토큰 이전 제한</w:t>
             </w:r>
           </w:p>
         </w:tc>
@@ -1673,7 +1673,7 @@
         <w:rPr>
           <w:sz w:val="18"/>
         </w:rPr>
-        <w:t>인용 근거: EDC의 전자직인 적용, 파일 보관·공유 및 진위 검증 안내.</w:t>
+        <w:t>인용 근거: 유럽 디지털 학습 자격증명(European Digital Credentials for Learning, EDC)의 전자직인, 보관·공유 및 진위 검증 안내.</w:t>
       </w:r>
     </w:p>
     <w:p>
@@ -1738,6 +1738,38 @@
           <w:sz w:val="18"/>
         </w:rPr>
         <w:t>인용 근거: 원장에 증명서 자체 대신 해시를 기록하는 구조, 발급자 확인 및 무효화에 관한 설명.</w:t>
+      </w:r>
+    </w:p>
+    <w:p>
+      <w:pPr>
+        <w:spacing w:after="80"/>
+      </w:pPr>
+      <w:r>
+        <w:t>[12] 정부24. 「대학 제증명 일괄 신청」. 발행일 미표기.</w:t>
+      </w:r>
+    </w:p>
+    <w:p>
+      <w:pPr>
+        <w:spacing w:after="80"/>
+      </w:pPr>
+      <w:hyperlink r:id="rId21">
+        <w:r>
+          <w:rPr>
+            <w:color w:val="24547A"/>
+          </w:rPr>
+          <w:t>https://www.gov.kr/mw/AA020InfoCappView.do?CappBizCD=SG4CADM3001&amp;tp_seq=01</w:t>
+        </w:r>
+      </w:hyperlink>
+    </w:p>
+    <w:p>
+      <w:pPr>
+        <w:spacing w:after="320"/>
+      </w:pPr>
+      <w:r>
+        <w:rPr>
+          <w:sz w:val="18"/>
+        </w:rPr>
+        <w:t>인용 근거: 졸업·성적증명 등 대학 증명서의 온라인 일괄 신청과 행정기관 방문 수령 안내.</w:t>
       </w:r>
     </w:p>
     <w:sectPr>

--- a/제안서/팀원검토용/6조_학교_증명서_제안서_팀원검토용.docx
+++ b/제안서/팀원검토용/6조_학교_증명서_제안서_팀원검토용.docx
@@ -1814,7 +1814,7 @@
       </w:pPr>
       <w:r>
         <w:rPr>
-          <w:rFonts w:ascii="NanumGothic" w:hAnsi="NanumGothic" w:eastAsia="NanumGothic" w:cs="NanumGothic"/>
+          <w:rFonts w:ascii="Pretendard" w:hAnsi="Pretendard" w:eastAsia="Pretendard" w:cs="Pretendard"/>
           <w:sz w:val="17"/>
         </w:rPr>
         <w:separator/>
@@ -1828,7 +1828,7 @@
       </w:pPr>
       <w:r>
         <w:rPr>
-          <w:rFonts w:ascii="NanumGothic" w:hAnsi="NanumGothic" w:eastAsia="NanumGothic" w:cs="NanumGothic"/>
+          <w:rFonts w:ascii="Pretendard" w:hAnsi="Pretendard" w:eastAsia="Pretendard" w:cs="Pretendard"/>
           <w:sz w:val="17"/>
         </w:rPr>
         <w:continuationSeparator/>
@@ -1842,14 +1842,14 @@
       </w:pPr>
       <w:r>
         <w:rPr>
-          <w:rFonts w:ascii="NanumGothic" w:hAnsi="NanumGothic" w:eastAsia="NanumGothic" w:cs="NanumGothic"/>
+          <w:rFonts w:ascii="Pretendard" w:hAnsi="Pretendard" w:eastAsia="Pretendard" w:cs="Pretendard"/>
           <w:sz w:val="17"/>
         </w:rPr>
         <w:footnoteRef/>
       </w:r>
       <w:r>
         <w:rPr>
-          <w:rFonts w:ascii="NanumGothic" w:hAnsi="NanumGothic" w:eastAsia="NanumGothic" w:cs="NanumGothic"/>
+          <w:rFonts w:ascii="Pretendard" w:hAnsi="Pretendard" w:eastAsia="Pretendard" w:cs="Pretendard"/>
           <w:sz w:val="17"/>
         </w:rPr>
         <w:t> ERC-5192(Minimal Soulbound NFTs)는 NFT의 잠금 상태를 조회하는 최소 인터페이스 표준이다. 잠금 상태에서는 계정 간 토큰 이전이 실패해야 한다. 영구 잠금 정책, 발급기관 인가, 본인확인 및 키 복구는 별도 설계가 필요하다.[6]</w:t>
@@ -2226,7 +2226,7 @@
       <w:spacing w:after="100" w:line="283" w:lineRule="auto"/>
     </w:pPr>
     <w:rPr>
-      <w:rFonts w:ascii="NanumGothic" w:hAnsi="NanumGothic" w:eastAsia="NanumGothic" w:cs="NanumGothic"/>
+      <w:rFonts w:ascii="Pretendard" w:hAnsi="Pretendard" w:eastAsia="Pretendard" w:cs="Pretendard"/>
       <w:color w:val="000000"/>
       <w:sz w:val="20"/>
     </w:rPr>
@@ -2246,7 +2246,7 @@
       <w:spacing w:after="0" w:line="240" w:lineRule="auto"/>
     </w:pPr>
     <w:rPr>
-      <w:rFonts w:ascii="NanumGothic" w:hAnsi="NanumGothic" w:eastAsia="NanumGothic" w:cs="NanumGothic"/>
+      <w:rFonts w:ascii="Pretendard" w:hAnsi="Pretendard" w:eastAsia="Pretendard" w:cs="Pretendard"/>
     </w:rPr>
   </w:style>
   <w:style w:type="character" w:customStyle="1" w:styleId="HeaderChar">
@@ -2271,7 +2271,7 @@
       <w:spacing w:after="0" w:line="240" w:lineRule="auto"/>
     </w:pPr>
     <w:rPr>
-      <w:rFonts w:ascii="NanumGothic" w:hAnsi="NanumGothic" w:eastAsia="NanumGothic" w:cs="NanumGothic"/>
+      <w:rFonts w:ascii="Pretendard" w:hAnsi="Pretendard" w:eastAsia="Pretendard" w:cs="Pretendard"/>
     </w:rPr>
   </w:style>
   <w:style w:type="character" w:customStyle="1" w:styleId="FooterChar">
@@ -2296,7 +2296,7 @@
       <w:outlineLvl w:val="0"/>
     </w:pPr>
     <w:rPr>
-      <w:rFonts w:ascii="NanumGothic" w:hAnsi="NanumGothic" w:eastAsia="NanumGothic" w:cs="NanumGothic"/>
+      <w:rFonts w:ascii="Pretendard" w:hAnsi="Pretendard" w:eastAsia="Pretendard" w:cs="Pretendard"/>
       <w:b/>
       <w:bCs/>
       <w:color w:val="000000"/>
@@ -2320,7 +2320,7 @@
       <w:outlineLvl w:val="1"/>
     </w:pPr>
     <w:rPr>
-      <w:rFonts w:ascii="NanumGothic" w:hAnsi="NanumGothic" w:eastAsia="NanumGothic" w:cs="NanumGothic"/>
+      <w:rFonts w:ascii="Pretendard" w:hAnsi="Pretendard" w:eastAsia="Pretendard" w:cs="Pretendard"/>
       <w:b/>
       <w:bCs/>
       <w:color w:val="000000"/>
@@ -2344,7 +2344,7 @@
       <w:outlineLvl w:val="2"/>
     </w:pPr>
     <w:rPr>
-      <w:rFonts w:ascii="NanumGothic" w:hAnsi="NanumGothic" w:eastAsia="NanumGothic" w:cs="NanumGothic"/>
+      <w:rFonts w:ascii="Pretendard" w:hAnsi="Pretendard" w:eastAsia="Pretendard" w:cs="Pretendard"/>
       <w:b/>
       <w:bCs/>
       <w:color w:val="000000"/>
@@ -2367,7 +2367,7 @@
       <w:outlineLvl w:val="3"/>
     </w:pPr>
     <w:rPr>
-      <w:rFonts w:ascii="NanumGothic" w:hAnsi="NanumGothic" w:eastAsia="NanumGothic" w:cs="NanumGothic"/>
+      <w:rFonts w:ascii="Pretendard" w:hAnsi="Pretendard" w:eastAsia="Pretendard" w:cs="Pretendard"/>
       <w:b/>
       <w:bCs/>
       <w:i/>
@@ -2392,7 +2392,7 @@
       <w:outlineLvl w:val="4"/>
     </w:pPr>
     <w:rPr>
-      <w:rFonts w:ascii="NanumGothic" w:hAnsi="NanumGothic" w:eastAsia="NanumGothic" w:cs="NanumGothic"/>
+      <w:rFonts w:ascii="Pretendard" w:hAnsi="Pretendard" w:eastAsia="Pretendard" w:cs="Pretendard"/>
       <w:color w:val="000000"/>
     </w:rPr>
   </w:style>
@@ -2413,7 +2413,7 @@
       <w:outlineLvl w:val="5"/>
     </w:pPr>
     <w:rPr>
-      <w:rFonts w:ascii="NanumGothic" w:hAnsi="NanumGothic" w:eastAsia="NanumGothic" w:cs="NanumGothic"/>
+      <w:rFonts w:ascii="Pretendard" w:hAnsi="Pretendard" w:eastAsia="Pretendard" w:cs="Pretendard"/>
       <w:i/>
       <w:iCs/>
       <w:color w:val="000000"/>
@@ -2436,7 +2436,7 @@
       <w:outlineLvl w:val="6"/>
     </w:pPr>
     <w:rPr>
-      <w:rFonts w:ascii="NanumGothic" w:hAnsi="NanumGothic" w:eastAsia="NanumGothic" w:cs="NanumGothic"/>
+      <w:rFonts w:ascii="Pretendard" w:hAnsi="Pretendard" w:eastAsia="Pretendard" w:cs="Pretendard"/>
       <w:i/>
       <w:iCs/>
       <w:color w:val="000000"/>
@@ -2459,7 +2459,7 @@
       <w:outlineLvl w:val="7"/>
     </w:pPr>
     <w:rPr>
-      <w:rFonts w:ascii="NanumGothic" w:hAnsi="NanumGothic" w:eastAsia="NanumGothic" w:cs="NanumGothic"/>
+      <w:rFonts w:ascii="Pretendard" w:hAnsi="Pretendard" w:eastAsia="Pretendard" w:cs="Pretendard"/>
       <w:color w:val="000000"/>
       <w:sz w:val="20"/>
       <w:szCs w:val="20"/>
@@ -2482,7 +2482,7 @@
       <w:outlineLvl w:val="8"/>
     </w:pPr>
     <w:rPr>
-      <w:rFonts w:ascii="NanumGothic" w:hAnsi="NanumGothic" w:eastAsia="NanumGothic" w:cs="NanumGothic"/>
+      <w:rFonts w:ascii="Pretendard" w:hAnsi="Pretendard" w:eastAsia="Pretendard" w:cs="Pretendard"/>
       <w:i/>
       <w:iCs/>
       <w:color w:val="000000"/>
@@ -2526,7 +2526,7 @@
       <w:spacing w:after="0" w:line="240" w:lineRule="auto"/>
     </w:pPr>
     <w:rPr>
-      <w:rFonts w:ascii="NanumGothic" w:hAnsi="NanumGothic" w:eastAsia="NanumGothic" w:cs="NanumGothic"/>
+      <w:rFonts w:ascii="Pretendard" w:hAnsi="Pretendard" w:eastAsia="Pretendard" w:cs="Pretendard"/>
     </w:rPr>
   </w:style>
   <w:style w:type="character" w:customStyle="1" w:styleId="Heading1Char">
@@ -2585,7 +2585,7 @@
       <w:contextualSpacing/>
     </w:pPr>
     <w:rPr>
-      <w:rFonts w:ascii="NanumGothic" w:hAnsi="NanumGothic" w:eastAsia="NanumGothic" w:cs="NanumGothic"/>
+      <w:rFonts w:ascii="Pretendard" w:hAnsi="Pretendard" w:eastAsia="Pretendard" w:cs="Pretendard"/>
       <w:b/>
       <w:color w:val="000000"/>
       <w:spacing w:val="5"/>
@@ -2623,7 +2623,7 @@
       </w:numPr>
     </w:pPr>
     <w:rPr>
-      <w:rFonts w:ascii="NanumGothic" w:hAnsi="NanumGothic" w:eastAsia="NanumGothic" w:cs="NanumGothic"/>
+      <w:rFonts w:ascii="Pretendard" w:hAnsi="Pretendard" w:eastAsia="Pretendard" w:cs="Pretendard"/>
       <w:i/>
       <w:iCs/>
       <w:color w:val="000000"/>
@@ -2659,7 +2659,7 @@
       <w:contextualSpacing/>
     </w:pPr>
     <w:rPr>
-      <w:rFonts w:ascii="NanumGothic" w:hAnsi="NanumGothic" w:eastAsia="NanumGothic" w:cs="NanumGothic"/>
+      <w:rFonts w:ascii="Pretendard" w:hAnsi="Pretendard" w:eastAsia="Pretendard" w:cs="Pretendard"/>
     </w:rPr>
   </w:style>
   <w:style w:type="paragraph" w:styleId="BodyText">
@@ -2673,7 +2673,7 @@
       <w:spacing w:after="120"/>
     </w:pPr>
     <w:rPr>
-      <w:rFonts w:ascii="NanumGothic" w:hAnsi="NanumGothic" w:eastAsia="NanumGothic" w:cs="NanumGothic"/>
+      <w:rFonts w:ascii="Pretendard" w:hAnsi="Pretendard" w:eastAsia="Pretendard" w:cs="Pretendard"/>
     </w:rPr>
   </w:style>
   <w:style w:type="character" w:customStyle="1" w:styleId="BodyTextChar">
@@ -2694,7 +2694,7 @@
       <w:spacing w:after="120" w:line="480" w:lineRule="auto"/>
     </w:pPr>
     <w:rPr>
-      <w:rFonts w:ascii="NanumGothic" w:hAnsi="NanumGothic" w:eastAsia="NanumGothic" w:cs="NanumGothic"/>
+      <w:rFonts w:ascii="Pretendard" w:hAnsi="Pretendard" w:eastAsia="Pretendard" w:cs="Pretendard"/>
     </w:rPr>
   </w:style>
   <w:style w:type="character" w:customStyle="1" w:styleId="BodyText2Char">
@@ -2715,7 +2715,7 @@
       <w:spacing w:after="120"/>
     </w:pPr>
     <w:rPr>
-      <w:rFonts w:ascii="NanumGothic" w:hAnsi="NanumGothic" w:eastAsia="NanumGothic" w:cs="NanumGothic"/>
+      <w:rFonts w:ascii="Pretendard" w:hAnsi="Pretendard" w:eastAsia="Pretendard" w:cs="Pretendard"/>
       <w:sz w:val="16"/>
       <w:szCs w:val="16"/>
     </w:rPr>
@@ -2742,7 +2742,7 @@
       <w:contextualSpacing/>
     </w:pPr>
     <w:rPr>
-      <w:rFonts w:ascii="NanumGothic" w:hAnsi="NanumGothic" w:eastAsia="NanumGothic" w:cs="NanumGothic"/>
+      <w:rFonts w:ascii="Pretendard" w:hAnsi="Pretendard" w:eastAsia="Pretendard" w:cs="Pretendard"/>
     </w:rPr>
   </w:style>
   <w:style w:type="paragraph" w:styleId="List2">
@@ -2756,7 +2756,7 @@
       <w:contextualSpacing/>
     </w:pPr>
     <w:rPr>
-      <w:rFonts w:ascii="NanumGothic" w:hAnsi="NanumGothic" w:eastAsia="NanumGothic" w:cs="NanumGothic"/>
+      <w:rFonts w:ascii="Pretendard" w:hAnsi="Pretendard" w:eastAsia="Pretendard" w:cs="Pretendard"/>
     </w:rPr>
   </w:style>
   <w:style w:type="paragraph" w:styleId="List3">
@@ -2770,7 +2770,7 @@
       <w:contextualSpacing/>
     </w:pPr>
     <w:rPr>
-      <w:rFonts w:ascii="NanumGothic" w:hAnsi="NanumGothic" w:eastAsia="NanumGothic" w:cs="NanumGothic"/>
+      <w:rFonts w:ascii="Pretendard" w:hAnsi="Pretendard" w:eastAsia="Pretendard" w:cs="Pretendard"/>
     </w:rPr>
   </w:style>
   <w:style w:type="paragraph" w:styleId="ListBullet">
@@ -2786,7 +2786,7 @@
       <w:contextualSpacing/>
     </w:pPr>
     <w:rPr>
-      <w:rFonts w:ascii="NanumGothic" w:hAnsi="NanumGothic" w:eastAsia="NanumGothic" w:cs="NanumGothic"/>
+      <w:rFonts w:ascii="Pretendard" w:hAnsi="Pretendard" w:eastAsia="Pretendard" w:cs="Pretendard"/>
     </w:rPr>
   </w:style>
   <w:style w:type="paragraph" w:styleId="ListBullet2">
@@ -2802,7 +2802,7 @@
       <w:contextualSpacing/>
     </w:pPr>
     <w:rPr>
-      <w:rFonts w:ascii="NanumGothic" w:hAnsi="NanumGothic" w:eastAsia="NanumGothic" w:cs="NanumGothic"/>
+      <w:rFonts w:ascii="Pretendard" w:hAnsi="Pretendard" w:eastAsia="Pretendard" w:cs="Pretendard"/>
     </w:rPr>
   </w:style>
   <w:style w:type="paragraph" w:styleId="ListBullet3">
@@ -2818,7 +2818,7 @@
       <w:contextualSpacing/>
     </w:pPr>
     <w:rPr>
-      <w:rFonts w:ascii="NanumGothic" w:hAnsi="NanumGothic" w:eastAsia="NanumGothic" w:cs="NanumGothic"/>
+      <w:rFonts w:ascii="Pretendard" w:hAnsi="Pretendard" w:eastAsia="Pretendard" w:cs="Pretendard"/>
     </w:rPr>
   </w:style>
   <w:style w:type="paragraph" w:styleId="ListNumber">
@@ -2834,7 +2834,7 @@
       <w:contextualSpacing/>
     </w:pPr>
     <w:rPr>
-      <w:rFonts w:ascii="NanumGothic" w:hAnsi="NanumGothic" w:eastAsia="NanumGothic" w:cs="NanumGothic"/>
+      <w:rFonts w:ascii="Pretendard" w:hAnsi="Pretendard" w:eastAsia="Pretendard" w:cs="Pretendard"/>
     </w:rPr>
   </w:style>
   <w:style w:type="paragraph" w:styleId="ListNumber2">
@@ -2850,7 +2850,7 @@
       <w:contextualSpacing/>
     </w:pPr>
     <w:rPr>
-      <w:rFonts w:ascii="NanumGothic" w:hAnsi="NanumGothic" w:eastAsia="NanumGothic" w:cs="NanumGothic"/>
+      <w:rFonts w:ascii="Pretendard" w:hAnsi="Pretendard" w:eastAsia="Pretendard" w:cs="Pretendard"/>
     </w:rPr>
   </w:style>
   <w:style w:type="paragraph" w:styleId="ListNumber3">
@@ -2866,7 +2866,7 @@
       <w:contextualSpacing/>
     </w:pPr>
     <w:rPr>
-      <w:rFonts w:ascii="NanumGothic" w:hAnsi="NanumGothic" w:eastAsia="NanumGothic" w:cs="NanumGothic"/>
+      <w:rFonts w:ascii="Pretendard" w:hAnsi="Pretendard" w:eastAsia="Pretendard" w:cs="Pretendard"/>
     </w:rPr>
   </w:style>
   <w:style w:type="paragraph" w:styleId="ListContinue">
@@ -2881,7 +2881,7 @@
       <w:contextualSpacing/>
     </w:pPr>
     <w:rPr>
-      <w:rFonts w:ascii="NanumGothic" w:hAnsi="NanumGothic" w:eastAsia="NanumGothic" w:cs="NanumGothic"/>
+      <w:rFonts w:ascii="Pretendard" w:hAnsi="Pretendard" w:eastAsia="Pretendard" w:cs="Pretendard"/>
     </w:rPr>
   </w:style>
   <w:style w:type="paragraph" w:styleId="ListContinue2">
@@ -2896,7 +2896,7 @@
       <w:contextualSpacing/>
     </w:pPr>
     <w:rPr>
-      <w:rFonts w:ascii="NanumGothic" w:hAnsi="NanumGothic" w:eastAsia="NanumGothic" w:cs="NanumGothic"/>
+      <w:rFonts w:ascii="Pretendard" w:hAnsi="Pretendard" w:eastAsia="Pretendard" w:cs="Pretendard"/>
     </w:rPr>
   </w:style>
   <w:style w:type="paragraph" w:styleId="ListContinue3">
@@ -2911,7 +2911,7 @@
       <w:contextualSpacing/>
     </w:pPr>
     <w:rPr>
-      <w:rFonts w:ascii="NanumGothic" w:hAnsi="NanumGothic" w:eastAsia="NanumGothic" w:cs="NanumGothic"/>
+      <w:rFonts w:ascii="Pretendard" w:hAnsi="Pretendard" w:eastAsia="Pretendard" w:cs="Pretendard"/>
     </w:rPr>
   </w:style>
   <w:style w:type="paragraph" w:styleId="MacroText">
@@ -2932,7 +2932,7 @@
       </w:tabs>
     </w:pPr>
     <w:rPr>
-      <w:rFonts w:ascii="NanumGothic" w:hAnsi="NanumGothic" w:eastAsia="NanumGothic" w:cs="NanumGothic"/>
+      <w:rFonts w:ascii="Pretendard" w:hAnsi="Pretendard" w:eastAsia="Pretendard" w:cs="Pretendard"/>
       <w:sz w:val="20"/>
       <w:szCs w:val="20"/>
     </w:rPr>
@@ -2958,7 +2958,7 @@
     <w:qFormat/>
     <w:rsid w:val="00FC693F"/>
     <w:rPr>
-      <w:rFonts w:ascii="NanumGothic" w:hAnsi="NanumGothic" w:eastAsia="NanumGothic" w:cs="NanumGothic"/>
+      <w:rFonts w:ascii="Pretendard" w:hAnsi="Pretendard" w:eastAsia="Pretendard" w:cs="Pretendard"/>
       <w:i/>
       <w:iCs/>
       <w:color w:val="000000"/>
@@ -3075,7 +3075,7 @@
       <w:spacing w:line="240" w:lineRule="auto"/>
     </w:pPr>
     <w:rPr>
-      <w:rFonts w:ascii="NanumGothic" w:hAnsi="NanumGothic" w:eastAsia="NanumGothic" w:cs="NanumGothic"/>
+      <w:rFonts w:ascii="Pretendard" w:hAnsi="Pretendard" w:eastAsia="Pretendard" w:cs="Pretendard"/>
       <w:b/>
       <w:bCs/>
       <w:color w:val="000000"/>
@@ -3118,7 +3118,7 @@
       <w:ind w:left="936" w:right="936"/>
     </w:pPr>
     <w:rPr>
-      <w:rFonts w:ascii="NanumGothic" w:hAnsi="NanumGothic" w:eastAsia="NanumGothic" w:cs="NanumGothic"/>
+      <w:rFonts w:ascii="Pretendard" w:hAnsi="Pretendard" w:eastAsia="Pretendard" w:cs="Pretendard"/>
       <w:b/>
       <w:bCs/>
       <w:i/>
@@ -3219,7 +3219,7 @@
       <w:outlineLvl w:val="9"/>
     </w:pPr>
     <w:rPr>
-      <w:rFonts w:ascii="NanumGothic" w:hAnsi="NanumGothic" w:eastAsia="NanumGothic" w:cs="NanumGothic"/>
+      <w:rFonts w:ascii="Pretendard" w:hAnsi="Pretendard" w:eastAsia="Pretendard" w:cs="Pretendard"/>
     </w:rPr>
   </w:style>
   <w:style w:type="table" w:styleId="TableGrid">
